--- a/pr-preview/pr-97/Your-Book-Title.docx
+++ b/pr-preview/pr-97/Your-Book-Title.docx
@@ -23,7 +23,7 @@
         <w:pStyle w:val="Date"/>
       </w:pPr>
       <w:r>
-        <w:t xml:space="preserve">Last updated: 2026-10-22</w:t>
+        <w:t xml:space="preserve">Last updated: 2026-10-23</w:t>
       </w:r>
     </w:p>
     <w:bookmarkStart w:id="15" w:name="welcome"/>
@@ -2265,7 +2265,7 @@
         <w:t xml:space="preserve"> </w:t>
       </w:r>
       <w:r>
-        <w:t xml:space="preserve">7e6e00f</w:t>
+        <w:t xml:space="preserve">166ec05</w:t>
       </w:r>
     </w:p>
     <w:p>
@@ -2287,7 +2287,7 @@
         <w:t xml:space="preserve"> </w:t>
       </w:r>
       <w:r>
-        <w:t xml:space="preserve">7e6e00f51bc97a33d259304c0f1bcf86ff13e1f4</w:t>
+        <w:t xml:space="preserve">166ec05b55dda5747bda9943e4567c893502469c</w:t>
       </w:r>
     </w:p>
     <w:p>
@@ -2309,7 +2309,7 @@
         <w:t xml:space="preserve"> </w:t>
       </w:r>
       <w:r>
-        <w:t xml:space="preserve">2026-10-22 16:55:07 -0700</w:t>
+        <w:t xml:space="preserve">2026-10-23 00:14:22 +0000</w:t>
       </w:r>
     </w:p>
     <w:p>

--- a/pr-preview/pr-97/Your-Book-Title.docx
+++ b/pr-preview/pr-97/Your-Book-Title.docx
@@ -2265,7 +2265,7 @@
         <w:t xml:space="preserve"> </w:t>
       </w:r>
       <w:r>
-        <w:t xml:space="preserve">166ec05</w:t>
+        <w:t xml:space="preserve">4a1ba92</w:t>
       </w:r>
     </w:p>
     <w:p>
@@ -2287,7 +2287,7 @@
         <w:t xml:space="preserve"> </w:t>
       </w:r>
       <w:r>
-        <w:t xml:space="preserve">166ec05b55dda5747bda9943e4567c893502469c</w:t>
+        <w:t xml:space="preserve">4a1ba92355aaa7ffde26fa7192a3c0c2ae6b51ce</w:t>
       </w:r>
     </w:p>
     <w:p>
@@ -2309,7 +2309,7 @@
         <w:t xml:space="preserve"> </w:t>
       </w:r>
       <w:r>
-        <w:t xml:space="preserve">2026-10-23 00:14:22 +0000</w:t>
+        <w:t xml:space="preserve">2026-10-23 04:47:02 +0000</w:t>
       </w:r>
     </w:p>
     <w:p>
